--- a/docs/Business Requirements Document.docx
+++ b/docs/Business Requirements Document.docx
@@ -488,6 +488,30 @@
     </w:p>
     <w:p>
       <w:pPr>
+        <w:pStyle w:val="Compact"/>
+        <w:numPr>
+          <w:ilvl w:val="0"/>
+          <w:numId w:val="6"/>
+        </w:numPr>
+      </w:pPr>
+      <w:r>
+        <w:t>Product Master Management</w:t>
+      </w:r>
+    </w:p>
+    <w:p>
+      <w:pPr>
+        <w:pStyle w:val="Compact"/>
+        <w:numPr>
+          <w:ilvl w:val="0"/>
+          <w:numId w:val="6"/>
+        </w:numPr>
+      </w:pPr>
+      <w:r>
+        <w:t>Category Master Management</w:t>
+      </w:r>
+    </w:p>
+    <w:p>
+      <w:pPr>
         <w:pStyle w:val="Heading3"/>
       </w:pPr>
       <w:bookmarkStart w:id="10" w:name="out-of-scope"/>
@@ -887,6 +911,36 @@
       </w:r>
       <w:bookmarkEnd w:id="0"/>
       <w:bookmarkEnd w:id="16"/>
+    </w:p>
+    <w:p>
+      <w:pPr>
+        <w:pStyle w:val="Compact"/>
+        <w:numPr>
+          <w:ilvl w:val="0"/>
+          <w:numId w:val="12"/>
+        </w:numPr>
+      </w:pPr>
+      <w:r>
+        <w:t>Product Master Management</w:t>
+      </w:r>
+      <w:r>
+        <w:t xml:space="preserve"> correctly.</w:t>
+      </w:r>
+    </w:p>
+    <w:p>
+      <w:pPr>
+        <w:pStyle w:val="Compact"/>
+        <w:numPr>
+          <w:ilvl w:val="0"/>
+          <w:numId w:val="12"/>
+        </w:numPr>
+      </w:pPr>
+      <w:r>
+        <w:t>Category Master Management</w:t>
+      </w:r>
+      <w:r>
+        <w:t xml:space="preserve"> maintained.</w:t>
+      </w:r>
     </w:p>
     <w:sectPr>
       <w:footnotePr>
@@ -1708,7 +1762,6 @@
   <w:style w:type="character" w:default="1" w:styleId="DefaultParagraphFont">
     <w:name w:val="Default Paragraph Font"/>
     <w:uiPriority w:val="1"/>
-    <w:semiHidden/>
     <w:unhideWhenUsed/>
   </w:style>
   <w:style w:type="table" w:default="1" w:styleId="TableNormal">
